--- a/gost-proxy/部署Proxy 并配置Kiro proxy.docx
+++ b/gost-proxy/部署Proxy 并配置Kiro proxy.docx
@@ -67,13 +67,7 @@
         <w:t>模版</w:t>
       </w:r>
     </w:p>
-    <w:p>
-      <w:pPr>
-        <w:rPr>
-          <w:rFonts w:hint="eastAsia"/>
-        </w:rPr>
-      </w:pPr>
-    </w:p>
+    <w:p/>
     <w:p>
       <w:pPr>
         <w:pStyle w:val="2"/>
@@ -119,6 +113,9 @@
     </w:p>
     <w:p>
       <w:r>
+        <w:rPr>
+          <w:noProof/>
+        </w:rPr>
         <w:drawing>
           <wp:inline distT="0" distB="0" distL="0" distR="0" wp14:anchorId="0A17EB0E" wp14:editId="135EDBF9">
             <wp:extent cx="5274310" cy="2320925"/>
@@ -158,6 +155,9 @@
     </w:p>
     <w:p>
       <w:r>
+        <w:rPr>
+          <w:noProof/>
+        </w:rPr>
         <w:drawing>
           <wp:inline distT="0" distB="0" distL="0" distR="0" wp14:anchorId="7E642E0B" wp14:editId="246C3CEB">
             <wp:extent cx="5274310" cy="2440940"/>
@@ -236,6 +236,9 @@
     </w:p>
     <w:p>
       <w:r>
+        <w:rPr>
+          <w:noProof/>
+        </w:rPr>
         <w:drawing>
           <wp:inline distT="0" distB="0" distL="0" distR="0" wp14:anchorId="634F205D" wp14:editId="23EDC62D">
             <wp:extent cx="5274310" cy="2329180"/>
@@ -280,9 +283,6 @@
           <w:ilvl w:val="1"/>
           <w:numId w:val="2"/>
         </w:numPr>
-        <w:rPr>
-          <w:rFonts w:hint="eastAsia"/>
-        </w:rPr>
       </w:pPr>
       <w:r>
         <w:rPr>
@@ -293,6 +293,9 @@
     </w:p>
     <w:p>
       <w:r>
+        <w:rPr>
+          <w:noProof/>
+        </w:rPr>
         <w:drawing>
           <wp:inline distT="0" distB="0" distL="0" distR="0" wp14:anchorId="6DD9CB40" wp14:editId="6342B6CD">
             <wp:extent cx="5274310" cy="2538730"/>
@@ -340,6 +343,9 @@
     </w:p>
     <w:p>
       <w:r>
+        <w:rPr>
+          <w:noProof/>
+        </w:rPr>
         <w:drawing>
           <wp:inline distT="0" distB="0" distL="0" distR="0" wp14:anchorId="07D67646" wp14:editId="7154CD5F">
             <wp:extent cx="5274310" cy="1524635"/>
@@ -387,6 +393,9 @@
     </w:p>
     <w:p>
       <w:r>
+        <w:rPr>
+          <w:noProof/>
+        </w:rPr>
         <w:lastRenderedPageBreak/>
         <w:drawing>
           <wp:inline distT="0" distB="0" distL="0" distR="0" wp14:anchorId="6DB918B8" wp14:editId="4AB659EE">
@@ -442,6 +451,9 @@
     </w:p>
     <w:p>
       <w:r>
+        <w:rPr>
+          <w:noProof/>
+        </w:rPr>
         <w:drawing>
           <wp:inline distT="0" distB="0" distL="0" distR="0" wp14:anchorId="5D1F6EF3" wp14:editId="69813F54">
             <wp:extent cx="5274310" cy="2905125"/>
@@ -497,6 +509,9 @@
     </w:p>
     <w:p>
       <w:r>
+        <w:rPr>
+          <w:noProof/>
+        </w:rPr>
         <w:drawing>
           <wp:inline distT="0" distB="0" distL="0" distR="0" wp14:anchorId="118C26EB" wp14:editId="555FA8BE">
             <wp:extent cx="5274310" cy="2585085"/>
@@ -534,13 +549,7 @@
         </w:drawing>
       </w:r>
     </w:p>
-    <w:p>
-      <w:pPr>
-        <w:rPr>
-          <w:rFonts w:hint="eastAsia"/>
-        </w:rPr>
-      </w:pPr>
-    </w:p>
+    <w:p/>
     <w:p>
       <w:pPr>
         <w:pStyle w:val="1"/>
@@ -553,13 +562,7 @@
         <w:rPr>
           <w:rFonts w:hint="eastAsia"/>
         </w:rPr>
-        <w:t>配置</w:t>
-      </w:r>
-      <w:r>
-        <w:rPr>
-          <w:rFonts w:hint="eastAsia"/>
-        </w:rPr>
-        <w:t>Proxy</w:t>
+        <w:t>配置Proxy</w:t>
       </w:r>
     </w:p>
     <w:p>
@@ -585,29 +588,14 @@
         <w:rPr>
           <w:rFonts w:hint="eastAsia"/>
         </w:rPr>
-        <w:t>，</w:t>
-      </w:r>
-      <w:r>
-        <w:rPr>
-          <w:rFonts w:hint="eastAsia"/>
-        </w:rPr>
-        <w:t>登陆</w:t>
-      </w:r>
-      <w:r>
-        <w:rPr>
-          <w:rFonts w:hint="eastAsia"/>
-        </w:rPr>
-        <w:t>Proxy</w:t>
-      </w:r>
-      <w:r>
-        <w:rPr>
-          <w:rFonts w:hint="eastAsia"/>
-        </w:rPr>
-        <w:t>管理页面</w:t>
-      </w:r>
-    </w:p>
-    <w:p>
-      <w:r>
+        <w:t>，登陆Proxy管理页面</w:t>
+      </w:r>
+    </w:p>
+    <w:p>
+      <w:r>
+        <w:rPr>
+          <w:noProof/>
+        </w:rPr>
         <w:drawing>
           <wp:inline distT="0" distB="0" distL="0" distR="0" wp14:anchorId="20E7901A" wp14:editId="7C1C5C66">
             <wp:extent cx="5274310" cy="1626235"/>
@@ -671,16 +659,13 @@
         <w:t xml:space="preserve"> 点击连接（信息在1.6输出的位置查看）</w:t>
       </w:r>
     </w:p>
-    <w:p>
-      <w:pPr>
-        <w:rPr>
-          <w:rFonts w:hint="eastAsia"/>
-        </w:rPr>
-      </w:pPr>
-    </w:p>
     <w:p/>
-    <w:p>
-      <w:r>
+    <w:p/>
+    <w:p>
+      <w:r>
+        <w:rPr>
+          <w:noProof/>
+        </w:rPr>
         <w:lastRenderedPageBreak/>
         <w:drawing>
           <wp:inline distT="0" distB="0" distL="0" distR="0" wp14:anchorId="3B0AE3EE" wp14:editId="737D2651">
@@ -726,9 +711,6 @@
           <w:ilvl w:val="1"/>
           <w:numId w:val="2"/>
         </w:numPr>
-        <w:rPr>
-          <w:rFonts w:hint="eastAsia"/>
-        </w:rPr>
       </w:pPr>
       <w:r>
         <w:rPr>
@@ -738,12 +720,10 @@
       </w:r>
     </w:p>
     <w:p>
-      <w:pPr>
-        <w:rPr>
-          <w:rFonts w:hint="eastAsia"/>
-        </w:rPr>
-      </w:pPr>
-      <w:r>
+      <w:r>
+        <w:rPr>
+          <w:noProof/>
+        </w:rPr>
         <w:drawing>
           <wp:inline distT="0" distB="0" distL="0" distR="0" wp14:anchorId="1D304B00" wp14:editId="50C5AD31">
             <wp:extent cx="5274310" cy="3861435"/>
@@ -799,6 +779,9 @@
     </w:p>
     <w:p>
       <w:r>
+        <w:rPr>
+          <w:noProof/>
+        </w:rPr>
         <w:drawing>
           <wp:inline distT="0" distB="0" distL="0" distR="0" wp14:anchorId="7E3308DF" wp14:editId="25A0D504">
             <wp:extent cx="5274310" cy="3842385"/>
@@ -850,13 +833,7 @@
           <w:rFonts w:hint="eastAsia"/>
         </w:rPr>
         <w:lastRenderedPageBreak/>
-        <w:t xml:space="preserve">配置Kiro IDE </w:t>
-      </w:r>
-      <w:r>
-        <w:rPr>
-          <w:rFonts w:hint="eastAsia"/>
-        </w:rPr>
-        <w:t>Proxy</w:t>
+        <w:t>配置Kiro IDE Proxy</w:t>
       </w:r>
     </w:p>
     <w:p>
@@ -875,12 +852,17 @@
       </w:r>
     </w:p>
     <w:p>
+      <w:pPr>
+        <w:rPr>
+          <w:rFonts w:hint="eastAsia"/>
+        </w:rPr>
+      </w:pPr>
       <w:r>
         <w:drawing>
-          <wp:inline distT="0" distB="0" distL="0" distR="0" wp14:anchorId="19FC9934" wp14:editId="7891F8A9">
-            <wp:extent cx="5274310" cy="6878320"/>
-            <wp:effectExtent l="0" t="0" r="0" b="5080"/>
-            <wp:docPr id="1574305507" name="图片 1"/>
+          <wp:inline distT="0" distB="0" distL="0" distR="0" wp14:anchorId="7DBEE332" wp14:editId="799778DD">
+            <wp:extent cx="5274310" cy="6838950"/>
+            <wp:effectExtent l="0" t="0" r="0" b="6350"/>
+            <wp:docPr id="1356679741" name="图片 1"/>
             <wp:cNvGraphicFramePr>
               <a:graphicFrameLocks xmlns:a="http://schemas.openxmlformats.org/drawingml/2006/main" noChangeAspect="1"/>
             </wp:cNvGraphicFramePr>
@@ -888,7 +870,7 @@
               <a:graphicData uri="http://schemas.openxmlformats.org/drawingml/2006/picture">
                 <pic:pic xmlns:pic="http://schemas.openxmlformats.org/drawingml/2006/picture">
                   <pic:nvPicPr>
-                    <pic:cNvPr id="1574305507" name=""/>
+                    <pic:cNvPr id="1356679741" name=""/>
                     <pic:cNvPicPr/>
                   </pic:nvPicPr>
                   <pic:blipFill>
@@ -900,7 +882,7 @@
                   <pic:spPr>
                     <a:xfrm>
                       <a:off x="0" y="0"/>
-                      <a:ext cx="5274310" cy="6878320"/>
+                      <a:ext cx="5274310" cy="6838950"/>
                     </a:xfrm>
                     <a:prstGeom prst="rect">
                       <a:avLst/>
@@ -920,9 +902,6 @@
           <w:ilvl w:val="1"/>
           <w:numId w:val="2"/>
         </w:numPr>
-        <w:rPr>
-          <w:rFonts w:hint="eastAsia"/>
-        </w:rPr>
       </w:pPr>
       <w:r>
         <w:rPr>
@@ -955,10 +934,10 @@
       </w:pPr>
       <w:r>
         <w:drawing>
-          <wp:inline distT="0" distB="0" distL="0" distR="0" wp14:anchorId="1D694A61" wp14:editId="5079CBBF">
-            <wp:extent cx="5274310" cy="4645025"/>
-            <wp:effectExtent l="0" t="0" r="0" b="3175"/>
-            <wp:docPr id="1475547960" name="图片 1"/>
+          <wp:inline distT="0" distB="0" distL="0" distR="0" wp14:anchorId="01043AED" wp14:editId="28352A13">
+            <wp:extent cx="5274310" cy="4405630"/>
+            <wp:effectExtent l="0" t="0" r="0" b="1270"/>
+            <wp:docPr id="1757232582" name="图片 1"/>
             <wp:cNvGraphicFramePr>
               <a:graphicFrameLocks xmlns:a="http://schemas.openxmlformats.org/drawingml/2006/main" noChangeAspect="1"/>
             </wp:cNvGraphicFramePr>
@@ -966,7 +945,7 @@
               <a:graphicData uri="http://schemas.openxmlformats.org/drawingml/2006/picture">
                 <pic:pic xmlns:pic="http://schemas.openxmlformats.org/drawingml/2006/picture">
                   <pic:nvPicPr>
-                    <pic:cNvPr id="1475547960" name=""/>
+                    <pic:cNvPr id="1757232582" name=""/>
                     <pic:cNvPicPr/>
                   </pic:nvPicPr>
                   <pic:blipFill>
@@ -978,7 +957,7 @@
                   <pic:spPr>
                     <a:xfrm>
                       <a:off x="0" y="0"/>
-                      <a:ext cx="5274310" cy="4645025"/>
+                      <a:ext cx="5274310" cy="4405630"/>
                     </a:xfrm>
                     <a:prstGeom prst="rect">
                       <a:avLst/>
@@ -1004,19 +983,7 @@
           <w:rFonts w:hint="eastAsia"/>
         </w:rPr>
         <w:lastRenderedPageBreak/>
-        <w:t>退出</w:t>
-      </w:r>
-      <w:r>
-        <w:rPr>
-          <w:rFonts w:hint="eastAsia"/>
-        </w:rPr>
-        <w:t>Kiro IDE</w:t>
-      </w:r>
-      <w:r>
-        <w:rPr>
-          <w:rFonts w:hint="eastAsia"/>
-        </w:rPr>
-        <w:t>，重新打开</w:t>
+        <w:t>退出Kiro IDE，重新打开</w:t>
       </w:r>
       <w:r>
         <w:rPr>
@@ -1026,12 +993,10 @@
       </w:r>
     </w:p>
     <w:p>
-      <w:pPr>
-        <w:rPr>
-          <w:rFonts w:hint="eastAsia"/>
-        </w:rPr>
-      </w:pPr>
-      <w:r>
+      <w:r>
+        <w:rPr>
+          <w:noProof/>
+        </w:rPr>
         <w:drawing>
           <wp:inline distT="0" distB="0" distL="0" distR="0" wp14:anchorId="1D013BDD" wp14:editId="59D77E88">
             <wp:extent cx="5274310" cy="4309745"/>
@@ -1069,20 +1034,8 @@
         </w:drawing>
       </w:r>
     </w:p>
-    <w:p>
-      <w:pPr>
-        <w:rPr>
-          <w:rFonts w:hint="eastAsia"/>
-        </w:rPr>
-      </w:pPr>
-    </w:p>
-    <w:p>
-      <w:pPr>
-        <w:rPr>
-          <w:rFonts w:hint="eastAsia"/>
-        </w:rPr>
-      </w:pPr>
-    </w:p>
+    <w:p/>
+    <w:p/>
     <w:sectPr>
       <w:pgSz w:w="11906" w:h="16838"/>
       <w:pgMar w:top="1440" w:right="1800" w:bottom="1440" w:left="1800" w:header="851" w:footer="992" w:gutter="0"/>

--- a/gost-proxy/部署Proxy 并配置Kiro proxy.docx
+++ b/gost-proxy/部署Proxy 并配置Kiro proxy.docx
@@ -6,6 +6,7 @@
       <w:pPr>
         <w:jc w:val="center"/>
         <w:rPr>
+          <w:rFonts w:hint="eastAsia"/>
           <w:b/>
           <w:bCs/>
           <w:sz w:val="36"/>
@@ -30,6 +31,9 @@
           <w:ilvl w:val="0"/>
           <w:numId w:val="2"/>
         </w:numPr>
+        <w:rPr>
+          <w:rFonts w:hint="eastAsia"/>
+        </w:rPr>
       </w:pPr>
       <w:r>
         <w:rPr>
@@ -45,29 +49,24 @@
           <w:ilvl w:val="1"/>
           <w:numId w:val="2"/>
         </w:numPr>
-      </w:pPr>
-      <w:r>
-        <w:rPr>
-          <w:rFonts w:hint="eastAsia"/>
-        </w:rPr>
-        <w:t>下载</w:t>
-      </w:r>
-      <w:proofErr w:type="spellStart"/>
-      <w:r>
-        <w:rPr>
-          <w:rFonts w:hint="eastAsia"/>
-        </w:rPr>
-        <w:t>cloudformation</w:t>
-      </w:r>
-      <w:proofErr w:type="spellEnd"/>
-      <w:r>
-        <w:rPr>
-          <w:rFonts w:hint="eastAsia"/>
-        </w:rPr>
-        <w:t>模版</w:t>
-      </w:r>
-    </w:p>
-    <w:p/>
+        <w:rPr>
+          <w:rFonts w:hint="eastAsia"/>
+        </w:rPr>
+      </w:pPr>
+      <w:r>
+        <w:rPr>
+          <w:rFonts w:hint="eastAsia"/>
+        </w:rPr>
+        <w:t>下载cloudformation模版</w:t>
+      </w:r>
+    </w:p>
+    <w:p>
+      <w:pPr>
+        <w:rPr>
+          <w:rFonts w:hint="eastAsia"/>
+        </w:rPr>
+      </w:pPr>
+    </w:p>
     <w:p>
       <w:pPr>
         <w:pStyle w:val="2"/>
@@ -75,43 +74,23 @@
           <w:ilvl w:val="1"/>
           <w:numId w:val="2"/>
         </w:numPr>
-      </w:pPr>
-      <w:r>
-        <w:rPr>
-          <w:rFonts w:hint="eastAsia"/>
-        </w:rPr>
-        <w:t>登陆</w:t>
-      </w:r>
-      <w:proofErr w:type="spellStart"/>
-      <w:r>
-        <w:rPr>
-          <w:rFonts w:hint="eastAsia"/>
-        </w:rPr>
-        <w:t>aws</w:t>
-      </w:r>
-      <w:proofErr w:type="spellEnd"/>
-      <w:r>
-        <w:rPr>
-          <w:rFonts w:hint="eastAsia"/>
-        </w:rPr>
-        <w:t xml:space="preserve"> 控制台，选择对应的区域，使用</w:t>
-      </w:r>
-      <w:proofErr w:type="spellStart"/>
-      <w:r>
-        <w:rPr>
-          <w:rFonts w:hint="eastAsia"/>
-        </w:rPr>
-        <w:t>cloudformation</w:t>
-      </w:r>
-      <w:proofErr w:type="spellEnd"/>
-      <w:r>
-        <w:rPr>
-          <w:rFonts w:hint="eastAsia"/>
-        </w:rPr>
-        <w:t>部署</w:t>
-      </w:r>
-    </w:p>
-    <w:p>
+        <w:rPr>
+          <w:rFonts w:hint="eastAsia"/>
+        </w:rPr>
+      </w:pPr>
+      <w:r>
+        <w:rPr>
+          <w:rFonts w:hint="eastAsia"/>
+        </w:rPr>
+        <w:t>登陆aws 控制台，选择对应的区域，使用cloudformation部署</w:t>
+      </w:r>
+    </w:p>
+    <w:p>
+      <w:pPr>
+        <w:rPr>
+          <w:rFonts w:hint="eastAsia"/>
+        </w:rPr>
+      </w:pPr>
       <w:r>
         <w:rPr>
           <w:noProof/>
@@ -154,6 +133,11 @@
       </w:r>
     </w:p>
     <w:p>
+      <w:pPr>
+        <w:rPr>
+          <w:rFonts w:hint="eastAsia"/>
+        </w:rPr>
+      </w:pPr>
       <w:r>
         <w:rPr>
           <w:noProof/>
@@ -202,6 +186,9 @@
           <w:ilvl w:val="1"/>
           <w:numId w:val="2"/>
         </w:numPr>
+        <w:rPr>
+          <w:rFonts w:hint="eastAsia"/>
+        </w:rPr>
       </w:pPr>
       <w:r>
         <w:rPr>
@@ -217,24 +204,15 @@
         <w:rPr>
           <w:rFonts w:hint="eastAsia"/>
         </w:rPr>
-        <w:t>中的</w:t>
-      </w:r>
-      <w:proofErr w:type="spellStart"/>
-      <w:r>
-        <w:rPr>
-          <w:rFonts w:hint="eastAsia"/>
-        </w:rPr>
-        <w:t>cloudformation</w:t>
-      </w:r>
-      <w:proofErr w:type="spellEnd"/>
-      <w:r>
-        <w:rPr>
-          <w:rFonts w:hint="eastAsia"/>
-        </w:rPr>
-        <w:t>模版</w:t>
-      </w:r>
-    </w:p>
-    <w:p>
+        <w:t>中的cloudformation模版</w:t>
+      </w:r>
+    </w:p>
+    <w:p>
+      <w:pPr>
+        <w:rPr>
+          <w:rFonts w:hint="eastAsia"/>
+        </w:rPr>
+      </w:pPr>
       <w:r>
         <w:rPr>
           <w:noProof/>
@@ -283,6 +261,9 @@
           <w:ilvl w:val="1"/>
           <w:numId w:val="2"/>
         </w:numPr>
+        <w:rPr>
+          <w:rFonts w:hint="eastAsia"/>
+        </w:rPr>
       </w:pPr>
       <w:r>
         <w:rPr>
@@ -290,17 +271,28 @@
         </w:rPr>
         <w:t>输入stack名称、API 密码（可修改）、选择实例类型</w:t>
       </w:r>
-    </w:p>
-    <w:p>
+      <w:r>
+        <w:rPr>
+          <w:rFonts w:hint="eastAsia"/>
+        </w:rPr>
+        <w:t>、选择SSO Region、是否启用白名单等</w:t>
+      </w:r>
+    </w:p>
+    <w:p>
+      <w:pPr>
+        <w:rPr>
+          <w:rFonts w:hint="eastAsia"/>
+        </w:rPr>
+      </w:pPr>
       <w:r>
         <w:rPr>
           <w:noProof/>
         </w:rPr>
         <w:drawing>
-          <wp:inline distT="0" distB="0" distL="0" distR="0" wp14:anchorId="6DD9CB40" wp14:editId="6342B6CD">
-            <wp:extent cx="5274310" cy="2538730"/>
-            <wp:effectExtent l="0" t="0" r="0" b="1270"/>
-            <wp:docPr id="851951943" name="图片 1"/>
+          <wp:inline distT="0" distB="0" distL="0" distR="0" wp14:anchorId="7EF3C083" wp14:editId="1F41C299">
+            <wp:extent cx="5274310" cy="3566795"/>
+            <wp:effectExtent l="0" t="0" r="2540" b="0"/>
+            <wp:docPr id="164690596" name="图片 1"/>
             <wp:cNvGraphicFramePr>
               <a:graphicFrameLocks xmlns:a="http://schemas.openxmlformats.org/drawingml/2006/main" noChangeAspect="1"/>
             </wp:cNvGraphicFramePr>
@@ -308,7 +300,7 @@
               <a:graphicData uri="http://schemas.openxmlformats.org/drawingml/2006/picture">
                 <pic:pic xmlns:pic="http://schemas.openxmlformats.org/drawingml/2006/picture">
                   <pic:nvPicPr>
-                    <pic:cNvPr id="851951943" name=""/>
+                    <pic:cNvPr id="164690596" name=""/>
                     <pic:cNvPicPr/>
                   </pic:nvPicPr>
                   <pic:blipFill>
@@ -320,7 +312,7 @@
                   <pic:spPr>
                     <a:xfrm>
                       <a:off x="0" y="0"/>
-                      <a:ext cx="5274310" cy="2538730"/>
+                      <a:ext cx="5274310" cy="3566795"/>
                     </a:xfrm>
                     <a:prstGeom prst="rect">
                       <a:avLst/>
@@ -334,6 +326,11 @@
       </w:r>
     </w:p>
     <w:p>
+      <w:pPr>
+        <w:rPr>
+          <w:rFonts w:hint="eastAsia"/>
+        </w:rPr>
+      </w:pPr>
       <w:r>
         <w:rPr>
           <w:rFonts w:hint="eastAsia"/>
@@ -342,10 +339,16 @@
       </w:r>
     </w:p>
     <w:p>
+      <w:pPr>
+        <w:rPr>
+          <w:rFonts w:hint="eastAsia"/>
+        </w:rPr>
+      </w:pPr>
       <w:r>
         <w:rPr>
           <w:noProof/>
         </w:rPr>
+        <w:lastRenderedPageBreak/>
         <w:drawing>
           <wp:inline distT="0" distB="0" distL="0" distR="0" wp14:anchorId="07D67646" wp14:editId="7154CD5F">
             <wp:extent cx="5274310" cy="1524635"/>
@@ -384,6 +387,11 @@
       </w:r>
     </w:p>
     <w:p>
+      <w:pPr>
+        <w:rPr>
+          <w:rFonts w:hint="eastAsia"/>
+        </w:rPr>
+      </w:pPr>
       <w:r>
         <w:rPr>
           <w:rFonts w:hint="eastAsia"/>
@@ -392,11 +400,15 @@
       </w:r>
     </w:p>
     <w:p>
+      <w:pPr>
+        <w:rPr>
+          <w:rFonts w:hint="eastAsia"/>
+        </w:rPr>
+      </w:pPr>
       <w:r>
         <w:rPr>
           <w:noProof/>
         </w:rPr>
-        <w:lastRenderedPageBreak/>
         <w:drawing>
           <wp:inline distT="0" distB="0" distL="0" distR="0" wp14:anchorId="6DB918B8" wp14:editId="4AB659EE">
             <wp:extent cx="5274310" cy="2850515"/>
@@ -441,6 +453,9 @@
           <w:ilvl w:val="1"/>
           <w:numId w:val="2"/>
         </w:numPr>
+        <w:rPr>
+          <w:rFonts w:hint="eastAsia"/>
+        </w:rPr>
       </w:pPr>
       <w:r>
         <w:rPr>
@@ -450,6 +465,11 @@
       </w:r>
     </w:p>
     <w:p>
+      <w:pPr>
+        <w:rPr>
+          <w:rFonts w:hint="eastAsia"/>
+        </w:rPr>
+      </w:pPr>
       <w:r>
         <w:rPr>
           <w:noProof/>
@@ -498,6 +518,9 @@
           <w:ilvl w:val="1"/>
           <w:numId w:val="2"/>
         </w:numPr>
+        <w:rPr>
+          <w:rFonts w:hint="eastAsia"/>
+        </w:rPr>
       </w:pPr>
       <w:r>
         <w:rPr>
@@ -508,6 +531,11 @@
       </w:r>
     </w:p>
     <w:p>
+      <w:pPr>
+        <w:rPr>
+          <w:rFonts w:hint="eastAsia"/>
+        </w:rPr>
+      </w:pPr>
       <w:r>
         <w:rPr>
           <w:noProof/>
@@ -549,7 +577,13 @@
         </w:drawing>
       </w:r>
     </w:p>
-    <w:p/>
+    <w:p>
+      <w:pPr>
+        <w:rPr>
+          <w:rFonts w:hint="eastAsia"/>
+        </w:rPr>
+      </w:pPr>
+    </w:p>
     <w:p>
       <w:pPr>
         <w:pStyle w:val="1"/>
@@ -557,6 +591,9 @@
           <w:ilvl w:val="0"/>
           <w:numId w:val="2"/>
         </w:numPr>
+        <w:rPr>
+          <w:rFonts w:hint="eastAsia"/>
+        </w:rPr>
       </w:pPr>
       <w:r>
         <w:rPr>
@@ -572,6 +609,9 @@
           <w:ilvl w:val="1"/>
           <w:numId w:val="2"/>
         </w:numPr>
+        <w:rPr>
+          <w:rFonts w:hint="eastAsia"/>
+        </w:rPr>
       </w:pPr>
       <w:r>
         <w:rPr>
@@ -579,11 +619,9 @@
         </w:rPr>
         <w:t>在浏览器中使用Webui和</w:t>
       </w:r>
-      <w:proofErr w:type="spellStart"/>
       <w:r>
         <w:t>WebUIAuth</w:t>
       </w:r>
-      <w:proofErr w:type="spellEnd"/>
       <w:r>
         <w:rPr>
           <w:rFonts w:hint="eastAsia"/>
@@ -592,6 +630,11 @@
       </w:r>
     </w:p>
     <w:p>
+      <w:pPr>
+        <w:rPr>
+          <w:rFonts w:hint="eastAsia"/>
+        </w:rPr>
+      </w:pPr>
       <w:r>
         <w:rPr>
           <w:noProof/>
@@ -640,15 +683,13 @@
           <w:ilvl w:val="1"/>
           <w:numId w:val="2"/>
         </w:numPr>
-      </w:pPr>
-      <w:r>
-        <w:t>依次输入</w:t>
-      </w:r>
-      <w:proofErr w:type="spellStart"/>
-      <w:r>
-        <w:t>WebUIAuth</w:t>
-      </w:r>
-      <w:proofErr w:type="spellEnd"/>
+        <w:rPr>
+          <w:rFonts w:hint="eastAsia"/>
+        </w:rPr>
+      </w:pPr>
+      <w:r>
+        <w:t>依次输入WebUIAuth</w:t>
+      </w:r>
       <w:r>
         <w:rPr>
           <w:rFonts w:hint="eastAsia"/>
@@ -659,9 +700,26 @@
         <w:t xml:space="preserve"> 点击连接（信息在1.6输出的位置查看）</w:t>
       </w:r>
     </w:p>
-    <w:p/>
-    <w:p/>
-    <w:p>
+    <w:p>
+      <w:pPr>
+        <w:rPr>
+          <w:rFonts w:hint="eastAsia"/>
+        </w:rPr>
+      </w:pPr>
+    </w:p>
+    <w:p>
+      <w:pPr>
+        <w:rPr>
+          <w:rFonts w:hint="eastAsia"/>
+        </w:rPr>
+      </w:pPr>
+    </w:p>
+    <w:p>
+      <w:pPr>
+        <w:rPr>
+          <w:rFonts w:hint="eastAsia"/>
+        </w:rPr>
+      </w:pPr>
       <w:r>
         <w:rPr>
           <w:noProof/>
@@ -711,6 +769,9 @@
           <w:ilvl w:val="1"/>
           <w:numId w:val="2"/>
         </w:numPr>
+        <w:rPr>
+          <w:rFonts w:hint="eastAsia"/>
+        </w:rPr>
       </w:pPr>
       <w:r>
         <w:rPr>
@@ -720,6 +781,11 @@
       </w:r>
     </w:p>
     <w:p>
+      <w:pPr>
+        <w:rPr>
+          <w:rFonts w:hint="eastAsia"/>
+        </w:rPr>
+      </w:pPr>
       <w:r>
         <w:rPr>
           <w:noProof/>
@@ -768,6 +834,9 @@
           <w:ilvl w:val="1"/>
           <w:numId w:val="2"/>
         </w:numPr>
+        <w:rPr>
+          <w:rFonts w:hint="eastAsia"/>
+        </w:rPr>
       </w:pPr>
       <w:r>
         <w:rPr>
@@ -778,6 +847,11 @@
       </w:r>
     </w:p>
     <w:p>
+      <w:pPr>
+        <w:rPr>
+          <w:rFonts w:hint="eastAsia"/>
+        </w:rPr>
+      </w:pPr>
       <w:r>
         <w:rPr>
           <w:noProof/>
@@ -819,7 +893,13 @@
         </w:drawing>
       </w:r>
     </w:p>
-    <w:p/>
+    <w:p>
+      <w:pPr>
+        <w:rPr>
+          <w:rFonts w:hint="eastAsia"/>
+        </w:rPr>
+      </w:pPr>
+    </w:p>
     <w:p>
       <w:pPr>
         <w:pStyle w:val="1"/>
@@ -827,6 +907,9 @@
           <w:ilvl w:val="0"/>
           <w:numId w:val="2"/>
         </w:numPr>
+        <w:rPr>
+          <w:rFonts w:hint="eastAsia"/>
+        </w:rPr>
       </w:pPr>
       <w:r>
         <w:rPr>
@@ -843,6 +926,9 @@
           <w:ilvl w:val="1"/>
           <w:numId w:val="2"/>
         </w:numPr>
+        <w:rPr>
+          <w:rFonts w:hint="eastAsia"/>
+        </w:rPr>
       </w:pPr>
       <w:r>
         <w:rPr>
@@ -858,6 +944,9 @@
         </w:rPr>
       </w:pPr>
       <w:r>
+        <w:rPr>
+          <w:noProof/>
+        </w:rPr>
         <w:drawing>
           <wp:inline distT="0" distB="0" distL="0" distR="0" wp14:anchorId="7DBEE332" wp14:editId="799778DD">
             <wp:extent cx="5274310" cy="6838950"/>
@@ -902,6 +991,9 @@
           <w:ilvl w:val="1"/>
           <w:numId w:val="2"/>
         </w:numPr>
+        <w:rPr>
+          <w:rFonts w:hint="eastAsia"/>
+        </w:rPr>
       </w:pPr>
       <w:r>
         <w:rPr>
@@ -933,6 +1025,9 @@
         </w:rPr>
       </w:pPr>
       <w:r>
+        <w:rPr>
+          <w:noProof/>
+        </w:rPr>
         <w:drawing>
           <wp:inline distT="0" distB="0" distL="0" distR="0" wp14:anchorId="01043AED" wp14:editId="28352A13">
             <wp:extent cx="5274310" cy="4405630"/>
@@ -977,6 +1072,9 @@
           <w:ilvl w:val="1"/>
           <w:numId w:val="2"/>
         </w:numPr>
+        <w:rPr>
+          <w:rFonts w:hint="eastAsia"/>
+        </w:rPr>
       </w:pPr>
       <w:r>
         <w:rPr>
@@ -993,6 +1091,11 @@
       </w:r>
     </w:p>
     <w:p>
+      <w:pPr>
+        <w:rPr>
+          <w:rFonts w:hint="eastAsia"/>
+        </w:rPr>
+      </w:pPr>
       <w:r>
         <w:rPr>
           <w:noProof/>
@@ -1034,8 +1137,221 @@
         </w:drawing>
       </w:r>
     </w:p>
-    <w:p/>
-    <w:p/>
+    <w:p>
+      <w:pPr>
+        <w:rPr>
+          <w:rFonts w:hint="eastAsia"/>
+        </w:rPr>
+      </w:pPr>
+    </w:p>
+    <w:p>
+      <w:pPr>
+        <w:pStyle w:val="1"/>
+        <w:numPr>
+          <w:ilvl w:val="0"/>
+          <w:numId w:val="2"/>
+        </w:numPr>
+        <w:rPr>
+          <w:rFonts w:hint="eastAsia"/>
+        </w:rPr>
+      </w:pPr>
+      <w:r>
+        <w:rPr>
+          <w:rFonts w:hint="eastAsia"/>
+        </w:rPr>
+        <w:t>配置Kiro-cli Proxy</w:t>
+      </w:r>
+    </w:p>
+    <w:p>
+      <w:pPr>
+        <w:pStyle w:val="2"/>
+        <w:rPr>
+          <w:rFonts w:hint="eastAsia"/>
+        </w:rPr>
+      </w:pPr>
+      <w:r>
+        <w:rPr>
+          <w:rFonts w:hint="eastAsia"/>
+        </w:rPr>
+        <w:t>4.1 根据自己使用的shell，在~/.bashrc或者~/.zshrc内加入proxy配置</w:t>
+      </w:r>
+    </w:p>
+    <w:p>
+      <w:pPr>
+        <w:pStyle w:val="a9"/>
+        <w:ind w:left="360"/>
+        <w:rPr>
+          <w:rFonts w:hint="eastAsia"/>
+        </w:rPr>
+      </w:pPr>
+      <w:r>
+        <w:rPr>
+          <w:noProof/>
+        </w:rPr>
+        <w:drawing>
+          <wp:inline distT="0" distB="0" distL="0" distR="0" wp14:anchorId="5537778C" wp14:editId="6761283B">
+            <wp:extent cx="5274310" cy="354330"/>
+            <wp:effectExtent l="0" t="0" r="2540" b="7620"/>
+            <wp:docPr id="772100540" name="图片 1"/>
+            <wp:cNvGraphicFramePr>
+              <a:graphicFrameLocks xmlns:a="http://schemas.openxmlformats.org/drawingml/2006/main" noChangeAspect="1"/>
+            </wp:cNvGraphicFramePr>
+            <a:graphic xmlns:a="http://schemas.openxmlformats.org/drawingml/2006/main">
+              <a:graphicData uri="http://schemas.openxmlformats.org/drawingml/2006/picture">
+                <pic:pic xmlns:pic="http://schemas.openxmlformats.org/drawingml/2006/picture">
+                  <pic:nvPicPr>
+                    <pic:cNvPr id="772100540" name=""/>
+                    <pic:cNvPicPr/>
+                  </pic:nvPicPr>
+                  <pic:blipFill>
+                    <a:blip r:embed="rId20"/>
+                    <a:stretch>
+                      <a:fillRect/>
+                    </a:stretch>
+                  </pic:blipFill>
+                  <pic:spPr>
+                    <a:xfrm>
+                      <a:off x="0" y="0"/>
+                      <a:ext cx="5274310" cy="354330"/>
+                    </a:xfrm>
+                    <a:prstGeom prst="rect">
+                      <a:avLst/>
+                    </a:prstGeom>
+                  </pic:spPr>
+                </pic:pic>
+              </a:graphicData>
+            </a:graphic>
+          </wp:inline>
+        </w:drawing>
+      </w:r>
+    </w:p>
+    <w:p>
+      <w:pPr>
+        <w:pStyle w:val="2"/>
+        <w:rPr>
+          <w:rFonts w:hint="eastAsia"/>
+        </w:rPr>
+      </w:pPr>
+      <w:r>
+        <w:rPr>
+          <w:rFonts w:hint="eastAsia"/>
+        </w:rPr>
+        <w:t>4.2 source命令重新加载相应的配置文件</w:t>
+      </w:r>
+    </w:p>
+    <w:p>
+      <w:pPr>
+        <w:pStyle w:val="a9"/>
+        <w:ind w:left="360"/>
+        <w:rPr>
+          <w:rFonts w:hint="eastAsia"/>
+        </w:rPr>
+      </w:pPr>
+      <w:r>
+        <w:rPr>
+          <w:noProof/>
+        </w:rPr>
+        <w:drawing>
+          <wp:inline distT="0" distB="0" distL="0" distR="0" wp14:anchorId="4F716070" wp14:editId="077FD6E1">
+            <wp:extent cx="5274310" cy="624840"/>
+            <wp:effectExtent l="0" t="0" r="2540" b="3810"/>
+            <wp:docPr id="1639906200" name="图片 1"/>
+            <wp:cNvGraphicFramePr>
+              <a:graphicFrameLocks xmlns:a="http://schemas.openxmlformats.org/drawingml/2006/main" noChangeAspect="1"/>
+            </wp:cNvGraphicFramePr>
+            <a:graphic xmlns:a="http://schemas.openxmlformats.org/drawingml/2006/main">
+              <a:graphicData uri="http://schemas.openxmlformats.org/drawingml/2006/picture">
+                <pic:pic xmlns:pic="http://schemas.openxmlformats.org/drawingml/2006/picture">
+                  <pic:nvPicPr>
+                    <pic:cNvPr id="1639906200" name=""/>
+                    <pic:cNvPicPr/>
+                  </pic:nvPicPr>
+                  <pic:blipFill>
+                    <a:blip r:embed="rId21"/>
+                    <a:stretch>
+                      <a:fillRect/>
+                    </a:stretch>
+                  </pic:blipFill>
+                  <pic:spPr>
+                    <a:xfrm>
+                      <a:off x="0" y="0"/>
+                      <a:ext cx="5274310" cy="624840"/>
+                    </a:xfrm>
+                    <a:prstGeom prst="rect">
+                      <a:avLst/>
+                    </a:prstGeom>
+                  </pic:spPr>
+                </pic:pic>
+              </a:graphicData>
+            </a:graphic>
+          </wp:inline>
+        </w:drawing>
+      </w:r>
+    </w:p>
+    <w:p>
+      <w:pPr>
+        <w:pStyle w:val="2"/>
+        <w:rPr>
+          <w:rFonts w:hint="eastAsia"/>
+        </w:rPr>
+      </w:pPr>
+      <w:r>
+        <w:rPr>
+          <w:rFonts w:hint="eastAsia"/>
+        </w:rPr>
+        <w:lastRenderedPageBreak/>
+        <w:t>4.3 在kiro-cli内运行/model命令，查看模型列表</w:t>
+      </w:r>
+    </w:p>
+    <w:p>
+      <w:pPr>
+        <w:pStyle w:val="a9"/>
+        <w:ind w:left="360"/>
+        <w:rPr>
+          <w:rFonts w:hint="eastAsia"/>
+        </w:rPr>
+      </w:pPr>
+      <w:r>
+        <w:rPr>
+          <w:noProof/>
+        </w:rPr>
+        <w:drawing>
+          <wp:inline distT="0" distB="0" distL="0" distR="0" wp14:anchorId="330E0655" wp14:editId="2F3A5F39">
+            <wp:extent cx="5274310" cy="3716020"/>
+            <wp:effectExtent l="0" t="0" r="2540" b="0"/>
+            <wp:docPr id="537514124" name="图片 1"/>
+            <wp:cNvGraphicFramePr>
+              <a:graphicFrameLocks xmlns:a="http://schemas.openxmlformats.org/drawingml/2006/main" noChangeAspect="1"/>
+            </wp:cNvGraphicFramePr>
+            <a:graphic xmlns:a="http://schemas.openxmlformats.org/drawingml/2006/main">
+              <a:graphicData uri="http://schemas.openxmlformats.org/drawingml/2006/picture">
+                <pic:pic xmlns:pic="http://schemas.openxmlformats.org/drawingml/2006/picture">
+                  <pic:nvPicPr>
+                    <pic:cNvPr id="537514124" name=""/>
+                    <pic:cNvPicPr/>
+                  </pic:nvPicPr>
+                  <pic:blipFill>
+                    <a:blip r:embed="rId22"/>
+                    <a:stretch>
+                      <a:fillRect/>
+                    </a:stretch>
+                  </pic:blipFill>
+                  <pic:spPr>
+                    <a:xfrm>
+                      <a:off x="0" y="0"/>
+                      <a:ext cx="5274310" cy="3716020"/>
+                    </a:xfrm>
+                    <a:prstGeom prst="rect">
+                      <a:avLst/>
+                    </a:prstGeom>
+                  </pic:spPr>
+                </pic:pic>
+              </a:graphicData>
+            </a:graphic>
+          </wp:inline>
+        </w:drawing>
+      </w:r>
+    </w:p>
     <w:sectPr>
       <w:pgSz w:w="11906" w:h="16838"/>
       <w:pgMar w:top="1440" w:right="1800" w:bottom="1440" w:left="1800" w:header="851" w:footer="992" w:gutter="0"/>
